--- a/src/Features/Integration/data/2026_sem1/zi/01.09.26/Orar_An_I Lic.docx
+++ b/src/Features/Integration/data/2026_sem1/zi/01.09.26/Orar_An_I Lic.docx
@@ -19199,7 +19199,7 @@
                 <w:szCs w:val="22"/>
                 <w:lang w:val="it-IT"/>
               </w:rPr>
-              <w:t>Limba straina</w:t>
+              <w:t>Limba straina(imp)</w:t>
             </w:r>
           </w:p>
           <w:p>
@@ -19584,7 +19584,7 @@
                 <w:szCs w:val="22"/>
                 <w:lang w:val="it-IT"/>
               </w:rPr>
-              <w:t>Limba straina</w:t>
+              <w:t>Limba straina(par)</w:t>
             </w:r>
           </w:p>
           <w:p>
